--- a/Practica/Ejercicio_4/COM1 - Ejercicio #4.docx
+++ b/Practica/Ejercicio_4/COM1 - Ejercicio #4.docx
@@ -1,209 +1,230 @@
 
 <file path=word/document.xml><?xml version="1.0" encoding="utf-8"?>
-<w:document xmlns:mc="http://schemas.openxmlformats.org/markup-compatibility/2006" xmlns:o="urn:schemas-microsoft-com:office:office" xmlns:r="http://schemas.openxmlformats.org/officeDocument/2006/relationships" xmlns:m="http://schemas.openxmlformats.org/officeDocument/2006/math" xmlns:v="urn:schemas-microsoft-com:vml" xmlns:wp="http://schemas.openxmlformats.org/drawingml/2006/wordprocessingDrawing" xmlns:w10="urn:schemas-microsoft-com:office:word" xmlns:w="http://schemas.openxmlformats.org/wordprocessingml/2006/main" xmlns:wne="http://schemas.microsoft.com/office/word/2006/wordml" xmlns:sl="http://schemas.openxmlformats.org/schemaLibrary/2006/main" xmlns:a="http://schemas.openxmlformats.org/drawingml/2006/main" xmlns:pic="http://schemas.openxmlformats.org/drawingml/2006/picture" xmlns:c="http://schemas.openxmlformats.org/drawingml/2006/chart" xmlns:lc="http://schemas.openxmlformats.org/drawingml/2006/lockedCanvas" xmlns:dgm="http://schemas.openxmlformats.org/drawingml/2006/diagram" xmlns:wps="http://schemas.microsoft.com/office/word/2010/wordprocessingShape" xmlns:wpg="http://schemas.microsoft.com/office/word/2010/wordprocessingGroup" xmlns:w14="http://schemas.microsoft.com/office/word/2010/wordml" xmlns:w15="http://schemas.microsoft.com/office/word/2012/wordml" xmlns:w16="http://schemas.microsoft.com/office/word/2018/wordml" xmlns:w16cex="http://schemas.microsoft.com/office/word/2018/wordml/cex" xmlns:w16cid="http://schemas.microsoft.com/office/word/2016/wordml/cid" xmlns="http://schemas.microsoft.com/office/tasks/2019/documenttasks" xmlns:cr="http://schemas.microsoft.com/office/comments/2020/reactions">
+<w:document xmlns:wpc="http://schemas.microsoft.com/office/word/2010/wordprocessingCanvas" xmlns:cx="http://schemas.microsoft.com/office/drawing/2014/chartex" xmlns:cx1="http://schemas.microsoft.com/office/drawing/2015/9/8/chartex" xmlns:cx2="http://schemas.microsoft.com/office/drawing/2015/10/21/chartex" xmlns:cx3="http://schemas.microsoft.com/office/drawing/2016/5/9/chartex" xmlns:cx4="http://schemas.microsoft.com/office/drawing/2016/5/10/chartex" xmlns:cx5="http://schemas.microsoft.com/office/drawing/2016/5/11/chartex" xmlns:cx6="http://schemas.microsoft.com/office/drawing/2016/5/12/chartex" xmlns:cx7="http://schemas.microsoft.com/office/drawing/2016/5/13/chartex" xmlns:cx8="http://schemas.microsoft.com/office/drawing/2016/5/14/chartex" xmlns:mc="http://schemas.openxmlformats.org/markup-compatibility/2006" xmlns:aink="http://schemas.microsoft.com/office/drawing/2016/ink" xmlns:am3d="http://schemas.microsoft.com/office/drawing/2017/model3d" xmlns:o="urn:schemas-microsoft-com:office:office" xmlns:r="http://schemas.openxmlformats.org/officeDocument/2006/relationships" xmlns:m="http://schemas.openxmlformats.org/officeDocument/2006/math" xmlns:v="urn:schemas-microsoft-com:vml" xmlns:wp14="http://schemas.microsoft.com/office/word/2010/wordprocessingDrawing" xmlns:wp="http://schemas.openxmlformats.org/drawingml/2006/wordprocessingDrawing" xmlns:w10="urn:schemas-microsoft-com:office:word" xmlns:w="http://schemas.openxmlformats.org/wordprocessingml/2006/main" xmlns:w14="http://schemas.microsoft.com/office/word/2010/wordml" xmlns:w15="http://schemas.microsoft.com/office/word/2012/wordml" xmlns:w16cex="http://schemas.microsoft.com/office/word/2018/wordml/cex" xmlns:w16cid="http://schemas.microsoft.com/office/word/2016/wordml/cid" xmlns:w16="http://schemas.microsoft.com/office/word/2018/wordml" xmlns:w16sdtdh="http://schemas.microsoft.com/office/word/2020/wordml/sdtdatahash" xmlns:w16se="http://schemas.microsoft.com/office/word/2015/wordml/symex" xmlns:wpg="http://schemas.microsoft.com/office/word/2010/wordprocessingGroup" xmlns:wpi="http://schemas.microsoft.com/office/word/2010/wordprocessingInk" xmlns:wne="http://schemas.microsoft.com/office/word/2006/wordml" xmlns:wps="http://schemas.microsoft.com/office/word/2010/wordprocessingShape" mc:Ignorable="w14 w15 w16se w16cid w16 w16cex w16sdtdh wp14">
   <w:body>
     <w:p>
-      <w:pPr>
-        <w:spacing w:line="276" w:lineRule="auto"/>
-        <w:rPr/>
-      </w:pPr>
       <w:r>
         <w:rPr>
-          <w:b w:val="1"/>
+          <w:b/>
           <w:sz w:val="26"/>
           <w:szCs w:val="26"/>
-          <w:rtl w:val="0"/>
         </w:rPr>
-        <w:t xml:space="preserve">Ejercicio 4</w:t>
+        <w:t>Ejercicio 4</w:t>
+      </w:r>
+    </w:p>
+    <w:p/>
+    <w:p>
+      <w:r>
+        <w:t>En este ejercicio, se solicita diseñar un modelo dimensional para analizar los siniestros reportados en una compañía de seguros. Los siniestros representan eventos adversos que han resultado en pérdidas o daños a los asegurados.</w:t>
+      </w:r>
+    </w:p>
+    <w:p>
+      <w:r>
+        <w:t>El objetivo es crear un mod</w:t>
+      </w:r>
+      <w:r>
+        <w:t>elo que permita a los analistas de la compañía de seguros obtener información relevante para la gestión de riesgos, la evaluación de reclamaciones y la toma de decisiones estratégicas.</w:t>
+      </w:r>
+    </w:p>
+    <w:p/>
+    <w:p>
+      <w:r>
+        <w:t xml:space="preserve">Se deberá tener información detallada sobre cada </w:t>
       </w:r>
       <w:r>
         <w:rPr>
-          <w:rtl w:val="0"/>
+          <w:highlight w:val="yellow"/>
         </w:rPr>
-      </w:r>
-    </w:p>
-    <w:p>
-      <w:pPr>
-        <w:rPr/>
-      </w:pPr>
+        <w:t>siniestro</w:t>
+      </w:r>
+      <w:r>
+        <w:t xml:space="preserve"> reportado. </w:t>
+      </w:r>
+      <w:r>
+        <w:t>Cada registro en esta</w:t>
+      </w:r>
+    </w:p>
+    <w:p>
+      <w:r>
+        <w:t>tabla representa un siniestro único y contendrá medidas cuantitativas como el monto de la</w:t>
+      </w:r>
+    </w:p>
+    <w:p>
+      <w:proofErr w:type="gramStart"/>
+      <w:r>
+        <w:t>reclamación ,</w:t>
+      </w:r>
+      <w:proofErr w:type="gramEnd"/>
+      <w:r>
+        <w:t xml:space="preserve"> importe pagado así como también atributos descriptivos como la fecha</w:t>
+      </w:r>
+    </w:p>
+    <w:p>
+      <w:r>
+        <w:t xml:space="preserve">ocurrencia del </w:t>
+      </w:r>
+      <w:proofErr w:type="gramStart"/>
+      <w:r>
+        <w:t>siniestro ,</w:t>
+      </w:r>
+      <w:proofErr w:type="gramEnd"/>
+      <w:r>
+        <w:t xml:space="preserve"> la fecha denuncia del siniestro , </w:t>
+      </w:r>
+      <w:r>
+        <w:t>la descripción del evento</w:t>
+      </w:r>
       <w:r>
         <w:rPr>
-          <w:rtl w:val="0"/>
+          <w:highlight w:val="yellow"/>
         </w:rPr>
-      </w:r>
-    </w:p>
-    <w:p>
-      <w:pPr>
-        <w:rPr/>
-      </w:pPr>
+        <w:t>, moneda</w:t>
+      </w:r>
+    </w:p>
+    <w:p>
+      <w:proofErr w:type="gramStart"/>
+      <w:r>
+        <w:t>utilizada ,la</w:t>
+      </w:r>
+      <w:proofErr w:type="gramEnd"/>
+      <w:r>
+        <w:t xml:space="preserve"> </w:t>
+      </w:r>
       <w:r>
         <w:rPr>
-          <w:rtl w:val="0"/>
+          <w:highlight w:val="yellow"/>
         </w:rPr>
-        <w:t xml:space="preserve">En este ejercicio, se solicita diseñar un modelo dimensional para analizar los siniestros reportados en una compañía de seguros. Los siniestros representan eventos adversos que han resultado en pérdidas o daños a los asegurados.</w:t>
-      </w:r>
-    </w:p>
-    <w:p>
-      <w:pPr>
-        <w:rPr/>
-      </w:pPr>
+        <w:t>ubicación geográfica</w:t>
+      </w:r>
+      <w:r>
+        <w:t xml:space="preserve">, el ramo del </w:t>
+      </w:r>
       <w:r>
         <w:rPr>
-          <w:rtl w:val="0"/>
+          <w:highlight w:val="yellow"/>
         </w:rPr>
-        <w:t xml:space="preserve">El objetivo es crear un modelo que permita a los analistas de la compañía de seguros obtener información relevante para la gestión de riesgos, la evaluación de reclamaciones y la toma de decisiones estratégicas.</w:t>
-      </w:r>
-    </w:p>
-    <w:p>
-      <w:pPr>
-        <w:rPr/>
-      </w:pPr>
+        <w:t>producto</w:t>
+      </w:r>
+      <w:r>
+        <w:t xml:space="preserve">, el </w:t>
+      </w:r>
+      <w:proofErr w:type="spellStart"/>
+      <w:r>
+        <w:t>nro</w:t>
+      </w:r>
+      <w:proofErr w:type="spellEnd"/>
+      <w:r>
+        <w:t xml:space="preserve"> de siniestro , el </w:t>
+      </w:r>
       <w:r>
         <w:rPr>
-          <w:rtl w:val="0"/>
+          <w:highlight w:val="yellow"/>
         </w:rPr>
-      </w:r>
-    </w:p>
-    <w:p>
-      <w:pPr>
-        <w:rPr/>
-      </w:pPr>
+        <w:t xml:space="preserve">tipo de </w:t>
+      </w:r>
+      <w:proofErr w:type="spellStart"/>
       <w:r>
         <w:rPr>
-          <w:rtl w:val="0"/>
+          <w:highlight w:val="yellow"/>
         </w:rPr>
-        <w:t xml:space="preserve">Se deberá tener información detallada sobre cada siniestro reportado. Cada registro en esta</w:t>
-      </w:r>
-    </w:p>
-    <w:p>
-      <w:pPr>
-        <w:rPr/>
-      </w:pPr>
+        <w:t>siniestro</w:t>
+      </w:r>
+      <w:r>
+        <w:t>,la</w:t>
+      </w:r>
+      <w:proofErr w:type="spellEnd"/>
+      <w:r>
+        <w:t xml:space="preserve"> causa del siniestro , entre otros.</w:t>
+      </w:r>
+    </w:p>
+    <w:p>
+      <w:r>
+        <w:t>Se desea analizar los siniestros por fecha de ocurrencia del siniestro, año, trimes</w:t>
+      </w:r>
+      <w:r>
+        <w:t>tre, mes,</w:t>
+      </w:r>
+      <w:r>
+        <w:t xml:space="preserve"> día de la semana, etc. También se desea analizar los mismos por el lugar donde ocurrió el siniestro, como país, región, ciudad, código postal, etc.</w:t>
+      </w:r>
+    </w:p>
+    <w:p>
+      <w:r>
+        <w:t xml:space="preserve">Un siniestro tiene una </w:t>
+      </w:r>
       <w:r>
         <w:rPr>
-          <w:rtl w:val="0"/>
+          <w:highlight w:val="yellow"/>
         </w:rPr>
-        <w:t xml:space="preserve">tabla representa un siniestro único y contendrá medidas cuantitativas como el monto de la</w:t>
-      </w:r>
-    </w:p>
-    <w:p>
-      <w:pPr>
-        <w:rPr/>
-      </w:pPr>
+        <w:t>póliza</w:t>
+      </w:r>
+      <w:r>
+        <w:t xml:space="preserve"> asociada, la cual posee varios atributos, incluyendo número de póliz</w:t>
+      </w:r>
+      <w:r>
+        <w:t xml:space="preserve">a, tipo de póliza, cobertura, límites de la póliza, localización del productor (país, región, ciudad, código postal, </w:t>
+      </w:r>
+      <w:proofErr w:type="spellStart"/>
+      <w:r>
+        <w:t>etc</w:t>
+      </w:r>
+      <w:proofErr w:type="spellEnd"/>
+      <w:r>
+        <w:t xml:space="preserve">) y localización del asegurado (país, región, ciudad, código postal, </w:t>
+      </w:r>
+      <w:proofErr w:type="spellStart"/>
+      <w:r>
+        <w:t>etc</w:t>
+      </w:r>
+      <w:proofErr w:type="spellEnd"/>
+      <w:r>
+        <w:t>), entre otros.</w:t>
+      </w:r>
+    </w:p>
+    <w:p>
+      <w:r>
+        <w:t xml:space="preserve">Los datos del </w:t>
+      </w:r>
       <w:r>
         <w:rPr>
-          <w:rtl w:val="0"/>
+          <w:highlight w:val="yellow"/>
         </w:rPr>
-        <w:t xml:space="preserve">reclamación , importe pagado así como también atributos descriptivos como la fecha</w:t>
-      </w:r>
-    </w:p>
-    <w:p>
-      <w:pPr>
-        <w:rPr/>
-      </w:pPr>
-      <w:r>
-        <w:rPr>
-          <w:rtl w:val="0"/>
-        </w:rPr>
-        <w:t xml:space="preserve">ocurrencia del siniestro , la fecha denuncia del siniestro , la descripción del evento, moneda</w:t>
-      </w:r>
-    </w:p>
-    <w:p>
-      <w:pPr>
-        <w:rPr/>
-      </w:pPr>
-      <w:r>
-        <w:rPr>
-          <w:rtl w:val="0"/>
-        </w:rPr>
-        <w:t xml:space="preserve">utilizada ,la ubicación geográfica, el ramo del producto, el nro de siniestro , el tipo de siniestro,la causa del siniestro , entre otros.</w:t>
-      </w:r>
-    </w:p>
-    <w:p>
-      <w:pPr>
-        <w:rPr/>
-      </w:pPr>
-      <w:r>
-        <w:rPr>
-          <w:rtl w:val="0"/>
-        </w:rPr>
-        <w:t xml:space="preserve">Se desea analizar los siniestros por fecha de ocurrencia del siniestro, año, trimestre, mes, día de la semana, etc. También se desea analizar los mismos por el lugar donde ocurrió el siniestro, como país, región, ciudad, código postal, etc.</w:t>
-      </w:r>
-    </w:p>
-    <w:p>
-      <w:pPr>
-        <w:rPr/>
-      </w:pPr>
-      <w:r>
-        <w:rPr>
-          <w:rtl w:val="0"/>
-        </w:rPr>
-        <w:t xml:space="preserve">Un siniestro tiene una póliza asociada, la cual posee varios atributos, incluyendo número de póliza, tipo de póliza, cobertura, límites de la póliza, localización del productor (país, región, ciudad, código postal, etc) y localización del asegurado (país, región, ciudad, código postal, etc), entre otros.</w:t>
-      </w:r>
-    </w:p>
-    <w:p>
-      <w:pPr>
-        <w:rPr/>
-      </w:pPr>
-      <w:r>
-        <w:rPr>
-          <w:rtl w:val="0"/>
-        </w:rPr>
-        <w:t xml:space="preserve">Los datos del Asegurado contendrán información sobre el asegurado involucrado en el</w:t>
-      </w:r>
-    </w:p>
-    <w:p>
-      <w:pPr>
-        <w:rPr/>
-      </w:pPr>
-      <w:r>
-        <w:rPr>
-          <w:rtl w:val="0"/>
-        </w:rPr>
-        <w:t xml:space="preserve">siniestro, como edad, género, tipo de cliente, fecha de nacimiento .</w:t>
-      </w:r>
-    </w:p>
-    <w:p>
-      <w:pPr>
-        <w:rPr/>
-      </w:pPr>
-      <w:r>
-        <w:rPr>
-          <w:rtl w:val="0"/>
-        </w:rPr>
-        <w:t xml:space="preserve">La información del tipo de Siniestro incluirá clasificaciones de los tipos de siniestros, como</w:t>
-      </w:r>
-    </w:p>
-    <w:p>
-      <w:pPr>
-        <w:rPr/>
-      </w:pPr>
-      <w:r>
-        <w:rPr>
-          <w:rtl w:val="0"/>
-        </w:rPr>
-        <w:t xml:space="preserve">accidentes de tráfico, incendios, robos, etc.</w:t>
-      </w:r>
-    </w:p>
-    <w:p>
-      <w:pPr>
-        <w:rPr/>
-      </w:pPr>
-      <w:r>
-        <w:rPr>
-          <w:rtl w:val="0"/>
-        </w:rPr>
-      </w:r>
-    </w:p>
-    <w:p>
-      <w:pPr>
-        <w:rPr/>
-      </w:pPr>
-      <w:r>
-        <w:rPr>
-          <w:rtl w:val="0"/>
-        </w:rPr>
-        <w:t xml:space="preserve">Restricciones y consideraciones adicionales:</w:t>
+        <w:t>Asegurado</w:t>
+      </w:r>
+      <w:r>
+        <w:t xml:space="preserve"> contendrán información s</w:t>
+      </w:r>
+      <w:r>
+        <w:t>obre el asegurado involucrado en el</w:t>
+      </w:r>
+    </w:p>
+    <w:p>
+      <w:r>
+        <w:t xml:space="preserve">siniestro, como edad, género, tipo de cliente, fecha de </w:t>
+      </w:r>
+      <w:proofErr w:type="gramStart"/>
+      <w:r>
+        <w:t>nacimiento .</w:t>
+      </w:r>
+      <w:proofErr w:type="gramEnd"/>
+    </w:p>
+    <w:p>
+      <w:r>
+        <w:t>La información del tipo de Siniestro incluirá clasificaciones de los tipos de siniestros, como</w:t>
+      </w:r>
+    </w:p>
+    <w:p>
+      <w:r>
+        <w:t>accidentes de tráfico, incendios, robos, etc.</w:t>
+      </w:r>
+    </w:p>
+    <w:p/>
+    <w:p>
+      <w:r>
+        <w:t>Restricci</w:t>
+      </w:r>
+      <w:r>
+        <w:t>ones y consideraciones adicionales:</w:t>
       </w:r>
     </w:p>
     <w:p>
@@ -212,13 +233,9 @@
           <w:ilvl w:val="0"/>
           <w:numId w:val="1"/>
         </w:numPr>
-        <w:ind w:left="720" w:hanging="360"/>
-      </w:pPr>
-      <w:r>
-        <w:rPr>
-          <w:rtl w:val="0"/>
-        </w:rPr>
-        <w:t xml:space="preserve">Identificar las claves primarias y foráneas de cada tabla.</w:t>
+      </w:pPr>
+      <w:r>
+        <w:t>Identificar las claves primarias y foráneas de cada tabla.</w:t>
       </w:r>
     </w:p>
     <w:p>
@@ -227,13 +244,9 @@
           <w:ilvl w:val="0"/>
           <w:numId w:val="1"/>
         </w:numPr>
-        <w:ind w:left="720" w:hanging="360"/>
-      </w:pPr>
-      <w:r>
-        <w:rPr>
-          <w:rtl w:val="0"/>
-        </w:rPr>
-        <w:t xml:space="preserve">Definir las relaciones entre la tabla de hechos y las dimensiones.</w:t>
+      </w:pPr>
+      <w:r>
+        <w:t>Definir las relaciones entre la tabla de hechos y las dimensiones.</w:t>
       </w:r>
     </w:p>
     <w:p>
@@ -242,13 +255,9 @@
           <w:ilvl w:val="0"/>
           <w:numId w:val="1"/>
         </w:numPr>
-        <w:ind w:left="720" w:hanging="360"/>
-      </w:pPr>
-      <w:r>
-        <w:rPr>
-          <w:rtl w:val="0"/>
-        </w:rPr>
-        <w:t xml:space="preserve">Especificar las jerarquías dentro de las dimensiones, si es aplicable.</w:t>
+      </w:pPr>
+      <w:r>
+        <w:t>Especificar las jerarquías dentro de las dimensiones, si es aplicable.</w:t>
       </w:r>
     </w:p>
     <w:p>
@@ -257,125 +266,124 @@
           <w:ilvl w:val="0"/>
           <w:numId w:val="1"/>
         </w:numPr>
-        <w:ind w:left="720" w:hanging="360"/>
-      </w:pPr>
-      <w:r>
-        <w:rPr>
-          <w:rtl w:val="0"/>
-        </w:rPr>
-        <w:t xml:space="preserve">Asegurarse de que el modelo sea flexible y escalable para permitir futuras incorporaciones de datos y análisis más complejos.</w:t>
-      </w:r>
-    </w:p>
-    <w:p>
-      <w:pPr>
-        <w:rPr/>
-      </w:pPr>
-      <w:r>
-        <w:rPr>
-          <w:rtl w:val="0"/>
-        </w:rPr>
-      </w:r>
-    </w:p>
-    <w:p>
-      <w:pPr>
-        <w:rPr/>
-      </w:pPr>
-      <w:r>
-        <w:rPr>
-          <w:rtl w:val="0"/>
-        </w:rPr>
-        <w:t xml:space="preserve">Objetivo:</w:t>
-      </w:r>
-    </w:p>
-    <w:p>
-      <w:pPr>
-        <w:rPr/>
-      </w:pPr>
-      <w:r>
-        <w:rPr>
-          <w:rtl w:val="0"/>
-        </w:rPr>
-      </w:r>
-    </w:p>
-    <w:p>
-      <w:pPr>
-        <w:rPr/>
-      </w:pPr>
-      <w:r>
-        <w:rPr>
-          <w:rtl w:val="0"/>
-        </w:rPr>
-        <w:t xml:space="preserve">El objetivo final es crear un diseño de modelo dimensional que facilite la comprensión y el</w:t>
-      </w:r>
-    </w:p>
-    <w:p>
-      <w:pPr>
-        <w:rPr/>
-      </w:pPr>
-      <w:r>
-        <w:rPr>
-          <w:rtl w:val="0"/>
-        </w:rPr>
-        <w:t xml:space="preserve">análisis de los siniestros reportados en la compañía de seguros, permitiendo a los usuarios</w:t>
-      </w:r>
-    </w:p>
-    <w:p>
-      <w:pPr>
-        <w:rPr/>
-      </w:pPr>
-      <w:r>
-        <w:rPr>
-          <w:rtl w:val="0"/>
-        </w:rPr>
-        <w:t xml:space="preserve">realizar consultas eficientes y obtener información significativa para la toma de decisiones</w:t>
-      </w:r>
-    </w:p>
-    <w:p>
-      <w:pPr>
-        <w:rPr/>
-      </w:pPr>
-      <w:r>
-        <w:rPr>
-          <w:rtl w:val="0"/>
-        </w:rPr>
-        <w:t xml:space="preserve">informadas.</w:t>
+      </w:pPr>
+      <w:r>
+        <w:t>Asegurarse de que el mo</w:t>
+      </w:r>
+      <w:r>
+        <w:t>delo sea flexible y escalable para permitir futuras incorporaciones de datos y análisis más complejos.</w:t>
+      </w:r>
+    </w:p>
+    <w:p/>
+    <w:p>
+      <w:r>
+        <w:t>Objetivo:</w:t>
+      </w:r>
+    </w:p>
+    <w:p/>
+    <w:p>
+      <w:r>
+        <w:t>El objetivo final es crear un diseño de modelo dimensional que facilite la comprensión y el</w:t>
+      </w:r>
+    </w:p>
+    <w:p>
+      <w:r>
+        <w:t>análisis de los siniestros reportados en la compa</w:t>
+      </w:r>
+      <w:r>
+        <w:t>ñía de seguros, permitiendo a los usuarios</w:t>
+      </w:r>
+    </w:p>
+    <w:p>
+      <w:r>
+        <w:t>realizar consultas eficientes y obtener información significativa para la toma de decisiones</w:t>
+      </w:r>
+    </w:p>
+    <w:p>
+      <w:r>
+        <w:t>informadas.</w:t>
       </w:r>
     </w:p>
     <w:sectPr>
-      <w:headerReference r:id="rId6" w:type="default"/>
-      <w:pgSz w:h="16834" w:w="11909" w:orient="portrait"/>
-      <w:pgMar w:bottom="1440" w:top="1440" w:left="1440" w:right="1440" w:header="720" w:footer="720"/>
+      <w:headerReference w:type="default" r:id="rId7"/>
+      <w:pgSz w:w="11909" w:h="16834"/>
+      <w:pgMar w:top="1440" w:right="1440" w:bottom="1440" w:left="1440" w:header="720" w:footer="720" w:gutter="0"/>
       <w:pgNumType w:start="1"/>
+      <w:cols w:space="720"/>
     </w:sectPr>
   </w:body>
 </w:document>
 </file>
 
+<file path=word/endnotes.xml><?xml version="1.0" encoding="utf-8"?>
+<w:endnotes xmlns:wpc="http://schemas.microsoft.com/office/word/2010/wordprocessingCanvas" xmlns:cx="http://schemas.microsoft.com/office/drawing/2014/chartex" xmlns:cx1="http://schemas.microsoft.com/office/drawing/2015/9/8/chartex" xmlns:cx2="http://schemas.microsoft.com/office/drawing/2015/10/21/chartex" xmlns:cx3="http://schemas.microsoft.com/office/drawing/2016/5/9/chartex" xmlns:cx4="http://schemas.microsoft.com/office/drawing/2016/5/10/chartex" xmlns:cx5="http://schemas.microsoft.com/office/drawing/2016/5/11/chartex" xmlns:cx6="http://schemas.microsoft.com/office/drawing/2016/5/12/chartex" xmlns:cx7="http://schemas.microsoft.com/office/drawing/2016/5/13/chartex" xmlns:cx8="http://schemas.microsoft.com/office/drawing/2016/5/14/chartex" xmlns:mc="http://schemas.openxmlformats.org/markup-compatibility/2006" xmlns:aink="http://schemas.microsoft.com/office/drawing/2016/ink" xmlns:am3d="http://schemas.microsoft.com/office/drawing/2017/model3d" xmlns:o="urn:schemas-microsoft-com:office:office" xmlns:r="http://schemas.openxmlformats.org/officeDocument/2006/relationships" xmlns:m="http://schemas.openxmlformats.org/officeDocument/2006/math" xmlns:v="urn:schemas-microsoft-com:vml" xmlns:wp14="http://schemas.microsoft.com/office/word/2010/wordprocessingDrawing" xmlns:wp="http://schemas.openxmlformats.org/drawingml/2006/wordprocessingDrawing" xmlns:w10="urn:schemas-microsoft-com:office:word" xmlns:w="http://schemas.openxmlformats.org/wordprocessingml/2006/main" xmlns:w14="http://schemas.microsoft.com/office/word/2010/wordml" xmlns:w15="http://schemas.microsoft.com/office/word/2012/wordml" xmlns:w16cex="http://schemas.microsoft.com/office/word/2018/wordml/cex" xmlns:w16cid="http://schemas.microsoft.com/office/word/2016/wordml/cid" xmlns:w16="http://schemas.microsoft.com/office/word/2018/wordml" xmlns:w16sdtdh="http://schemas.microsoft.com/office/word/2020/wordml/sdtdatahash" xmlns:w16se="http://schemas.microsoft.com/office/word/2015/wordml/symex" xmlns:wpg="http://schemas.microsoft.com/office/word/2010/wordprocessingGroup" xmlns:wpi="http://schemas.microsoft.com/office/word/2010/wordprocessingInk" xmlns:wne="http://schemas.microsoft.com/office/word/2006/wordml" xmlns:wps="http://schemas.microsoft.com/office/word/2010/wordprocessingShape" mc:Ignorable="w14 w15 w16se w16cid w16 w16cex w16sdtdh wp14">
+  <w:endnote w:type="separator" w:id="-1">
+    <w:p>
+      <w:pPr>
+        <w:spacing w:line="240" w:lineRule="auto"/>
+      </w:pPr>
+      <w:r>
+        <w:separator/>
+      </w:r>
+    </w:p>
+  </w:endnote>
+  <w:endnote w:type="continuationSeparator" w:id="0">
+    <w:p>
+      <w:pPr>
+        <w:spacing w:line="240" w:lineRule="auto"/>
+      </w:pPr>
+      <w:r>
+        <w:continuationSeparator/>
+      </w:r>
+    </w:p>
+  </w:endnote>
+</w:endnotes>
+</file>
+
+<file path=word/footnotes.xml><?xml version="1.0" encoding="utf-8"?>
+<w:footnotes xmlns:wpc="http://schemas.microsoft.com/office/word/2010/wordprocessingCanvas" xmlns:cx="http://schemas.microsoft.com/office/drawing/2014/chartex" xmlns:cx1="http://schemas.microsoft.com/office/drawing/2015/9/8/chartex" xmlns:cx2="http://schemas.microsoft.com/office/drawing/2015/10/21/chartex" xmlns:cx3="http://schemas.microsoft.com/office/drawing/2016/5/9/chartex" xmlns:cx4="http://schemas.microsoft.com/office/drawing/2016/5/10/chartex" xmlns:cx5="http://schemas.microsoft.com/office/drawing/2016/5/11/chartex" xmlns:cx6="http://schemas.microsoft.com/office/drawing/2016/5/12/chartex" xmlns:cx7="http://schemas.microsoft.com/office/drawing/2016/5/13/chartex" xmlns:cx8="http://schemas.microsoft.com/office/drawing/2016/5/14/chartex" xmlns:mc="http://schemas.openxmlformats.org/markup-compatibility/2006" xmlns:aink="http://schemas.microsoft.com/office/drawing/2016/ink" xmlns:am3d="http://schemas.microsoft.com/office/drawing/2017/model3d" xmlns:o="urn:schemas-microsoft-com:office:office" xmlns:r="http://schemas.openxmlformats.org/officeDocument/2006/relationships" xmlns:m="http://schemas.openxmlformats.org/officeDocument/2006/math" xmlns:v="urn:schemas-microsoft-com:vml" xmlns:wp14="http://schemas.microsoft.com/office/word/2010/wordprocessingDrawing" xmlns:wp="http://schemas.openxmlformats.org/drawingml/2006/wordprocessingDrawing" xmlns:w10="urn:schemas-microsoft-com:office:word" xmlns:w="http://schemas.openxmlformats.org/wordprocessingml/2006/main" xmlns:w14="http://schemas.microsoft.com/office/word/2010/wordml" xmlns:w15="http://schemas.microsoft.com/office/word/2012/wordml" xmlns:w16cex="http://schemas.microsoft.com/office/word/2018/wordml/cex" xmlns:w16cid="http://schemas.microsoft.com/office/word/2016/wordml/cid" xmlns:w16="http://schemas.microsoft.com/office/word/2018/wordml" xmlns:w16sdtdh="http://schemas.microsoft.com/office/word/2020/wordml/sdtdatahash" xmlns:w16se="http://schemas.microsoft.com/office/word/2015/wordml/symex" xmlns:wpg="http://schemas.microsoft.com/office/word/2010/wordprocessingGroup" xmlns:wpi="http://schemas.microsoft.com/office/word/2010/wordprocessingInk" xmlns:wne="http://schemas.microsoft.com/office/word/2006/wordml" xmlns:wps="http://schemas.microsoft.com/office/word/2010/wordprocessingShape" mc:Ignorable="w14 w15 w16se w16cid w16 w16cex w16sdtdh wp14">
+  <w:footnote w:type="separator" w:id="-1">
+    <w:p>
+      <w:pPr>
+        <w:spacing w:line="240" w:lineRule="auto"/>
+      </w:pPr>
+      <w:r>
+        <w:separator/>
+      </w:r>
+    </w:p>
+  </w:footnote>
+  <w:footnote w:type="continuationSeparator" w:id="0">
+    <w:p>
+      <w:pPr>
+        <w:spacing w:line="240" w:lineRule="auto"/>
+      </w:pPr>
+      <w:r>
+        <w:continuationSeparator/>
+      </w:r>
+    </w:p>
+  </w:footnote>
+</w:footnotes>
+</file>
+
 <file path=word/header1.xml><?xml version="1.0" encoding="utf-8"?>
-<w:hdr xmlns:mc="http://schemas.openxmlformats.org/markup-compatibility/2006" xmlns:o="urn:schemas-microsoft-com:office:office" xmlns:r="http://schemas.openxmlformats.org/officeDocument/2006/relationships" xmlns:m="http://schemas.openxmlformats.org/officeDocument/2006/math" xmlns:v="urn:schemas-microsoft-com:vml" xmlns:wp="http://schemas.openxmlformats.org/drawingml/2006/wordprocessingDrawing" xmlns:w10="urn:schemas-microsoft-com:office:word" xmlns:w="http://schemas.openxmlformats.org/wordprocessingml/2006/main" xmlns:wne="http://schemas.microsoft.com/office/word/2006/wordml" xmlns:sl="http://schemas.openxmlformats.org/schemaLibrary/2006/main" xmlns:a="http://schemas.openxmlformats.org/drawingml/2006/main" xmlns:pic="http://schemas.openxmlformats.org/drawingml/2006/picture" xmlns:c="http://schemas.openxmlformats.org/drawingml/2006/chart" xmlns:lc="http://schemas.openxmlformats.org/drawingml/2006/lockedCanvas" xmlns:dgm="http://schemas.openxmlformats.org/drawingml/2006/diagram" xmlns:wps="http://schemas.microsoft.com/office/word/2010/wordprocessingShape" xmlns:wpg="http://schemas.microsoft.com/office/word/2010/wordprocessingGroup" xmlns:w14="http://schemas.microsoft.com/office/word/2010/wordml" xmlns:w15="http://schemas.microsoft.com/office/word/2012/wordml" xmlns:w16="http://schemas.microsoft.com/office/word/2018/wordml" xmlns:w16cex="http://schemas.microsoft.com/office/word/2018/wordml/cex" xmlns:w16cid="http://schemas.microsoft.com/office/word/2016/wordml/cid" xmlns="http://schemas.microsoft.com/office/tasks/2019/documenttasks" xmlns:cr="http://schemas.microsoft.com/office/comments/2020/reactions">
+<w:hdr xmlns:wpc="http://schemas.microsoft.com/office/word/2010/wordprocessingCanvas" xmlns:cx="http://schemas.microsoft.com/office/drawing/2014/chartex" xmlns:cx1="http://schemas.microsoft.com/office/drawing/2015/9/8/chartex" xmlns:cx2="http://schemas.microsoft.com/office/drawing/2015/10/21/chartex" xmlns:cx3="http://schemas.microsoft.com/office/drawing/2016/5/9/chartex" xmlns:cx4="http://schemas.microsoft.com/office/drawing/2016/5/10/chartex" xmlns:cx5="http://schemas.microsoft.com/office/drawing/2016/5/11/chartex" xmlns:cx6="http://schemas.microsoft.com/office/drawing/2016/5/12/chartex" xmlns:cx7="http://schemas.microsoft.com/office/drawing/2016/5/13/chartex" xmlns:cx8="http://schemas.microsoft.com/office/drawing/2016/5/14/chartex" xmlns:mc="http://schemas.openxmlformats.org/markup-compatibility/2006" xmlns:aink="http://schemas.microsoft.com/office/drawing/2016/ink" xmlns:am3d="http://schemas.microsoft.com/office/drawing/2017/model3d" xmlns:o="urn:schemas-microsoft-com:office:office" xmlns:r="http://schemas.openxmlformats.org/officeDocument/2006/relationships" xmlns:m="http://schemas.openxmlformats.org/officeDocument/2006/math" xmlns:v="urn:schemas-microsoft-com:vml" xmlns:wp14="http://schemas.microsoft.com/office/word/2010/wordprocessingDrawing" xmlns:wp="http://schemas.openxmlformats.org/drawingml/2006/wordprocessingDrawing" xmlns:w10="urn:schemas-microsoft-com:office:word" xmlns:w="http://schemas.openxmlformats.org/wordprocessingml/2006/main" xmlns:w14="http://schemas.microsoft.com/office/word/2010/wordml" xmlns:w15="http://schemas.microsoft.com/office/word/2012/wordml" xmlns:w16cex="http://schemas.microsoft.com/office/word/2018/wordml/cex" xmlns:w16cid="http://schemas.microsoft.com/office/word/2016/wordml/cid" xmlns:w16="http://schemas.microsoft.com/office/word/2018/wordml" xmlns:w16sdtdh="http://schemas.microsoft.com/office/word/2020/wordml/sdtdatahash" xmlns:w16se="http://schemas.microsoft.com/office/word/2015/wordml/symex" xmlns:wpg="http://schemas.microsoft.com/office/word/2010/wordprocessingGroup" xmlns:wpi="http://schemas.microsoft.com/office/word/2010/wordprocessingInk" xmlns:wne="http://schemas.microsoft.com/office/word/2006/wordml" xmlns:wps="http://schemas.microsoft.com/office/word/2010/wordprocessingShape" mc:Ignorable="w14 w15 w16se w16cid w16 w16cex w16sdtdh wp14">
   <w:p>
-    <w:pPr>
-      <w:rPr/>
-    </w:pPr>
     <w:r>
       <w:rPr>
-        <w:b w:val="1"/>
-        <w:rtl w:val="0"/>
+        <w:b/>
       </w:rPr>
-      <w:t xml:space="preserve">TUIA - Bases de Datos 2</w:t>
-    </w:r>
-    <w:r>
-      <w:rPr>
-        <w:rtl w:val="0"/>
-      </w:rPr>
+      <w:t>TUIA - Bases de Datos 2</w:t>
     </w:r>
   </w:p>
 </w:hdr>
 </file>
 
 <file path=word/numbering.xml><?xml version="1.0" encoding="utf-8"?>
-<w:numbering xmlns:mc="http://schemas.openxmlformats.org/markup-compatibility/2006" xmlns:o="urn:schemas-microsoft-com:office:office" xmlns:r="http://schemas.openxmlformats.org/officeDocument/2006/relationships" xmlns:m="http://schemas.openxmlformats.org/officeDocument/2006/math" xmlns:v="urn:schemas-microsoft-com:vml" xmlns:wp="http://schemas.openxmlformats.org/drawingml/2006/wordprocessingDrawing" xmlns:w10="urn:schemas-microsoft-com:office:word" xmlns:w="http://schemas.openxmlformats.org/wordprocessingml/2006/main" xmlns:wne="http://schemas.microsoft.com/office/word/2006/wordml" xmlns:sl="http://schemas.openxmlformats.org/schemaLibrary/2006/main" xmlns:a="http://schemas.openxmlformats.org/drawingml/2006/main" xmlns:pic="http://schemas.openxmlformats.org/drawingml/2006/picture" xmlns:c="http://schemas.openxmlformats.org/drawingml/2006/chart" xmlns:lc="http://schemas.openxmlformats.org/drawingml/2006/lockedCanvas" xmlns:dgm="http://schemas.openxmlformats.org/drawingml/2006/diagram" xmlns:wps="http://schemas.microsoft.com/office/word/2010/wordprocessingShape" xmlns:wpg="http://schemas.microsoft.com/office/word/2010/wordprocessingGroup" xmlns:w14="http://schemas.microsoft.com/office/word/2010/wordml" xmlns:w15="http://schemas.microsoft.com/office/word/2012/wordml" xmlns:w16="http://schemas.microsoft.com/office/word/2018/wordml" xmlns:w16cex="http://schemas.microsoft.com/office/word/2018/wordml/cex" xmlns:w16cid="http://schemas.microsoft.com/office/word/2016/wordml/cid" xmlns="http://schemas.microsoft.com/office/tasks/2019/documenttasks" xmlns:cr="http://schemas.microsoft.com/office/comments/2020/reactions">
-  <w:abstractNum w:abstractNumId="1">
+<w:numbering xmlns:wpc="http://schemas.microsoft.com/office/word/2010/wordprocessingCanvas" xmlns:cx="http://schemas.microsoft.com/office/drawing/2014/chartex" xmlns:cx1="http://schemas.microsoft.com/office/drawing/2015/9/8/chartex" xmlns:cx2="http://schemas.microsoft.com/office/drawing/2015/10/21/chartex" xmlns:cx3="http://schemas.microsoft.com/office/drawing/2016/5/9/chartex" xmlns:cx4="http://schemas.microsoft.com/office/drawing/2016/5/10/chartex" xmlns:cx5="http://schemas.microsoft.com/office/drawing/2016/5/11/chartex" xmlns:cx6="http://schemas.microsoft.com/office/drawing/2016/5/12/chartex" xmlns:cx7="http://schemas.microsoft.com/office/drawing/2016/5/13/chartex" xmlns:cx8="http://schemas.microsoft.com/office/drawing/2016/5/14/chartex" xmlns:mc="http://schemas.openxmlformats.org/markup-compatibility/2006" xmlns:aink="http://schemas.microsoft.com/office/drawing/2016/ink" xmlns:am3d="http://schemas.microsoft.com/office/drawing/2017/model3d" xmlns:o="urn:schemas-microsoft-com:office:office" xmlns:r="http://schemas.openxmlformats.org/officeDocument/2006/relationships" xmlns:m="http://schemas.openxmlformats.org/officeDocument/2006/math" xmlns:v="urn:schemas-microsoft-com:vml" xmlns:wp14="http://schemas.microsoft.com/office/word/2010/wordprocessingDrawing" xmlns:wp="http://schemas.openxmlformats.org/drawingml/2006/wordprocessingDrawing" xmlns:w10="urn:schemas-microsoft-com:office:word" xmlns:w="http://schemas.openxmlformats.org/wordprocessingml/2006/main" xmlns:w14="http://schemas.microsoft.com/office/word/2010/wordml" xmlns:w15="http://schemas.microsoft.com/office/word/2012/wordml" xmlns:w16cex="http://schemas.microsoft.com/office/word/2018/wordml/cex" xmlns:w16cid="http://schemas.microsoft.com/office/word/2016/wordml/cid" xmlns:w16="http://schemas.microsoft.com/office/word/2018/wordml" xmlns:w16sdtdh="http://schemas.microsoft.com/office/word/2020/wordml/sdtdatahash" xmlns:w16se="http://schemas.microsoft.com/office/word/2015/wordml/symex" xmlns:wpg="http://schemas.microsoft.com/office/word/2010/wordprocessingGroup" xmlns:wpi="http://schemas.microsoft.com/office/word/2010/wordprocessingInk" xmlns:wne="http://schemas.microsoft.com/office/word/2006/wordml" xmlns:wps="http://schemas.microsoft.com/office/word/2010/wordprocessingShape" mc:Ignorable="w14 w15 w16se w16cid w16 w16cex w16sdtdh wp14">
+  <w:abstractNum w:abstractNumId="0" w15:restartNumberingAfterBreak="0">
+    <w:nsid w:val="34D34995"/>
+    <w:multiLevelType w:val="multilevel"/>
+    <w:tmpl w:val="5B2C3734"/>
     <w:lvl w:ilvl="0">
       <w:start w:val="1"/>
       <w:numFmt w:val="bullet"/>
@@ -486,20 +494,20 @@
     </w:lvl>
   </w:abstractNum>
   <w:num w:numId="1">
-    <w:abstractNumId w:val="1"/>
+    <w:abstractNumId w:val="0"/>
   </w:num>
 </w:numbering>
 </file>
 
 <file path=word/styles.xml><?xml version="1.0" encoding="utf-8"?>
-<w:styles xmlns:mc="http://schemas.openxmlformats.org/markup-compatibility/2006" xmlns:o="urn:schemas-microsoft-com:office:office" xmlns:r="http://schemas.openxmlformats.org/officeDocument/2006/relationships" xmlns:m="http://schemas.openxmlformats.org/officeDocument/2006/math" xmlns:v="urn:schemas-microsoft-com:vml" xmlns:wp="http://schemas.openxmlformats.org/drawingml/2006/wordprocessingDrawing" xmlns:w10="urn:schemas-microsoft-com:office:word" xmlns:w="http://schemas.openxmlformats.org/wordprocessingml/2006/main" xmlns:wne="http://schemas.microsoft.com/office/word/2006/wordml" xmlns:sl="http://schemas.openxmlformats.org/schemaLibrary/2006/main" xmlns:a="http://schemas.openxmlformats.org/drawingml/2006/main" xmlns:pic="http://schemas.openxmlformats.org/drawingml/2006/picture" xmlns:c="http://schemas.openxmlformats.org/drawingml/2006/chart" xmlns:lc="http://schemas.openxmlformats.org/drawingml/2006/lockedCanvas" xmlns:dgm="http://schemas.openxmlformats.org/drawingml/2006/diagram" xmlns:wps="http://schemas.microsoft.com/office/word/2010/wordprocessingShape" xmlns:wpg="http://schemas.microsoft.com/office/word/2010/wordprocessingGroup" xmlns:w14="http://schemas.microsoft.com/office/word/2010/wordml" xmlns:w15="http://schemas.microsoft.com/office/word/2012/wordml" xmlns:w16="http://schemas.microsoft.com/office/word/2018/wordml" xmlns:w16cex="http://schemas.microsoft.com/office/word/2018/wordml/cex" xmlns:w16cid="http://schemas.microsoft.com/office/word/2016/wordml/cid" xmlns="http://schemas.microsoft.com/office/tasks/2019/documenttasks" xmlns:cr="http://schemas.microsoft.com/office/comments/2020/reactions">
+<w:styles xmlns:mc="http://schemas.openxmlformats.org/markup-compatibility/2006" xmlns:r="http://schemas.openxmlformats.org/officeDocument/2006/relationships" xmlns:w="http://schemas.openxmlformats.org/wordprocessingml/2006/main" xmlns:w14="http://schemas.microsoft.com/office/word/2010/wordml" xmlns:w15="http://schemas.microsoft.com/office/word/2012/wordml" xmlns:w16cex="http://schemas.microsoft.com/office/word/2018/wordml/cex" xmlns:w16cid="http://schemas.microsoft.com/office/word/2016/wordml/cid" xmlns:w16="http://schemas.microsoft.com/office/word/2018/wordml" xmlns:w16sdtdh="http://schemas.microsoft.com/office/word/2020/wordml/sdtdatahash" xmlns:w16se="http://schemas.microsoft.com/office/word/2015/wordml/symex" mc:Ignorable="w14 w15 w16se w16cid w16 w16cex w16sdtdh">
   <w:docDefaults>
     <w:rPrDefault>
       <w:rPr>
-        <w:rFonts w:ascii="Arial" w:cs="Arial" w:eastAsia="Arial" w:hAnsi="Arial"/>
+        <w:rFonts w:ascii="Arial" w:eastAsia="Arial" w:hAnsi="Arial" w:cs="Arial"/>
         <w:sz w:val="22"/>
         <w:szCs w:val="22"/>
-        <w:lang w:val="es"/>
+        <w:lang w:val="es" w:eastAsia="es-AR" w:bidi="ar-SA"/>
       </w:rPr>
     </w:rPrDefault>
     <w:pPrDefault>
@@ -508,69 +516,457 @@
       </w:pPr>
     </w:pPrDefault>
   </w:docDefaults>
-  <w:style w:type="paragraph" w:styleId="Normal" w:default="1">
-    <w:name w:val="normal"/>
+  <w:latentStyles w:defLockedState="0" w:defUIPriority="99" w:defSemiHidden="0" w:defUnhideWhenUsed="0" w:defQFormat="0" w:count="376">
+    <w:lsdException w:name="Normal" w:uiPriority="0" w:qFormat="1"/>
+    <w:lsdException w:name="heading 1" w:uiPriority="9" w:qFormat="1"/>
+    <w:lsdException w:name="heading 2" w:semiHidden="1" w:uiPriority="9" w:unhideWhenUsed="1" w:qFormat="1"/>
+    <w:lsdException w:name="heading 3" w:semiHidden="1" w:uiPriority="9" w:unhideWhenUsed="1" w:qFormat="1"/>
+    <w:lsdException w:name="heading 4" w:semiHidden="1" w:uiPriority="9" w:unhideWhenUsed="1" w:qFormat="1"/>
+    <w:lsdException w:name="heading 5" w:semiHidden="1" w:uiPriority="9" w:unhideWhenUsed="1" w:qFormat="1"/>
+    <w:lsdException w:name="heading 6" w:semiHidden="1" w:uiPriority="9" w:unhideWhenUsed="1" w:qFormat="1"/>
+    <w:lsdException w:name="heading 7" w:semiHidden="1" w:uiPriority="9" w:unhideWhenUsed="1" w:qFormat="1"/>
+    <w:lsdException w:name="heading 8" w:semiHidden="1" w:uiPriority="9" w:unhideWhenUsed="1" w:qFormat="1"/>
+    <w:lsdException w:name="heading 9" w:semiHidden="1" w:uiPriority="9" w:unhideWhenUsed="1" w:qFormat="1"/>
+    <w:lsdException w:name="index 1" w:semiHidden="1" w:unhideWhenUsed="1"/>
+    <w:lsdException w:name="index 2" w:semiHidden="1" w:unhideWhenUsed="1"/>
+    <w:lsdException w:name="index 3" w:semiHidden="1" w:unhideWhenUsed="1"/>
+    <w:lsdException w:name="index 4" w:semiHidden="1" w:unhideWhenUsed="1"/>
+    <w:lsdException w:name="index 5" w:semiHidden="1" w:unhideWhenUsed="1"/>
+    <w:lsdException w:name="index 6" w:semiHidden="1" w:unhideWhenUsed="1"/>
+    <w:lsdException w:name="index 7" w:semiHidden="1" w:unhideWhenUsed="1"/>
+    <w:lsdException w:name="index 8" w:semiHidden="1" w:unhideWhenUsed="1"/>
+    <w:lsdException w:name="index 9" w:semiHidden="1" w:unhideWhenUsed="1"/>
+    <w:lsdException w:name="toc 1" w:semiHidden="1" w:uiPriority="39" w:unhideWhenUsed="1"/>
+    <w:lsdException w:name="toc 2" w:semiHidden="1" w:uiPriority="39" w:unhideWhenUsed="1"/>
+    <w:lsdException w:name="toc 3" w:semiHidden="1" w:uiPriority="39" w:unhideWhenUsed="1"/>
+    <w:lsdException w:name="toc 4" w:semiHidden="1" w:uiPriority="39" w:unhideWhenUsed="1"/>
+    <w:lsdException w:name="toc 5" w:semiHidden="1" w:uiPriority="39" w:unhideWhenUsed="1"/>
+    <w:lsdException w:name="toc 6" w:semiHidden="1" w:uiPriority="39" w:unhideWhenUsed="1"/>
+    <w:lsdException w:name="toc 7" w:semiHidden="1" w:uiPriority="39" w:unhideWhenUsed="1"/>
+    <w:lsdException w:name="toc 8" w:semiHidden="1" w:uiPriority="39" w:unhideWhenUsed="1"/>
+    <w:lsdException w:name="toc 9" w:semiHidden="1" w:uiPriority="39" w:unhideWhenUsed="1"/>
+    <w:lsdException w:name="Normal Indent" w:semiHidden="1" w:unhideWhenUsed="1"/>
+    <w:lsdException w:name="footnote text" w:semiHidden="1" w:unhideWhenUsed="1"/>
+    <w:lsdException w:name="annotation text" w:semiHidden="1" w:unhideWhenUsed="1"/>
+    <w:lsdException w:name="header" w:semiHidden="1" w:unhideWhenUsed="1"/>
+    <w:lsdException w:name="footer" w:semiHidden="1" w:unhideWhenUsed="1"/>
+    <w:lsdException w:name="index heading" w:semiHidden="1" w:unhideWhenUsed="1"/>
+    <w:lsdException w:name="caption" w:semiHidden="1" w:uiPriority="35" w:unhideWhenUsed="1" w:qFormat="1"/>
+    <w:lsdException w:name="table of figures" w:semiHidden="1" w:unhideWhenUsed="1"/>
+    <w:lsdException w:name="envelope address" w:semiHidden="1" w:unhideWhenUsed="1"/>
+    <w:lsdException w:name="envelope return" w:semiHidden="1" w:unhideWhenUsed="1"/>
+    <w:lsdException w:name="footnote reference" w:semiHidden="1" w:unhideWhenUsed="1"/>
+    <w:lsdException w:name="annotation reference" w:semiHidden="1" w:unhideWhenUsed="1"/>
+    <w:lsdException w:name="line number" w:semiHidden="1" w:unhideWhenUsed="1"/>
+    <w:lsdException w:name="page number" w:semiHidden="1" w:unhideWhenUsed="1"/>
+    <w:lsdException w:name="endnote reference" w:semiHidden="1" w:unhideWhenUsed="1"/>
+    <w:lsdException w:name="endnote text" w:semiHidden="1" w:unhideWhenUsed="1"/>
+    <w:lsdException w:name="table of authorities" w:semiHidden="1" w:unhideWhenUsed="1"/>
+    <w:lsdException w:name="macro" w:semiHidden="1" w:unhideWhenUsed="1"/>
+    <w:lsdException w:name="toa heading" w:semiHidden="1" w:unhideWhenUsed="1"/>
+    <w:lsdException w:name="List" w:semiHidden="1" w:unhideWhenUsed="1"/>
+    <w:lsdException w:name="List Bullet" w:semiHidden="1" w:unhideWhenUsed="1"/>
+    <w:lsdException w:name="List Number" w:semiHidden="1" w:unhideWhenUsed="1"/>
+    <w:lsdException w:name="List 2" w:semiHidden="1" w:unhideWhenUsed="1"/>
+    <w:lsdException w:name="List 3" w:semiHidden="1" w:unhideWhenUsed="1"/>
+    <w:lsdException w:name="List 4" w:semiHidden="1" w:unhideWhenUsed="1"/>
+    <w:lsdException w:name="List 5" w:semiHidden="1" w:unhideWhenUsed="1"/>
+    <w:lsdException w:name="List Bullet 2" w:semiHidden="1" w:unhideWhenUsed="1"/>
+    <w:lsdException w:name="List Bullet 3" w:semiHidden="1" w:unhideWhenUsed="1"/>
+    <w:lsdException w:name="List Bullet 4" w:semiHidden="1" w:unhideWhenUsed="1"/>
+    <w:lsdException w:name="List Bullet 5" w:semiHidden="1" w:unhideWhenUsed="1"/>
+    <w:lsdException w:name="List Number 2" w:semiHidden="1" w:unhideWhenUsed="1"/>
+    <w:lsdException w:name="List Number 3" w:semiHidden="1" w:unhideWhenUsed="1"/>
+    <w:lsdException w:name="List Number 4" w:semiHidden="1" w:unhideWhenUsed="1"/>
+    <w:lsdException w:name="List Number 5" w:semiHidden="1" w:unhideWhenUsed="1"/>
+    <w:lsdException w:name="Title" w:uiPriority="10" w:qFormat="1"/>
+    <w:lsdException w:name="Closing" w:semiHidden="1" w:unhideWhenUsed="1"/>
+    <w:lsdException w:name="Signature" w:semiHidden="1" w:unhideWhenUsed="1"/>
+    <w:lsdException w:name="Default Paragraph Font" w:semiHidden="1" w:uiPriority="1" w:unhideWhenUsed="1"/>
+    <w:lsdException w:name="Body Text" w:semiHidden="1" w:unhideWhenUsed="1"/>
+    <w:lsdException w:name="Body Text Indent" w:semiHidden="1" w:unhideWhenUsed="1"/>
+    <w:lsdException w:name="List Continue" w:semiHidden="1" w:unhideWhenUsed="1"/>
+    <w:lsdException w:name="List Continue 2" w:semiHidden="1" w:unhideWhenUsed="1"/>
+    <w:lsdException w:name="List Continue 3" w:semiHidden="1" w:unhideWhenUsed="1"/>
+    <w:lsdException w:name="List Continue 4" w:semiHidden="1" w:unhideWhenUsed="1"/>
+    <w:lsdException w:name="List Continue 5" w:semiHidden="1" w:unhideWhenUsed="1"/>
+    <w:lsdException w:name="Message Header" w:semiHidden="1" w:unhideWhenUsed="1"/>
+    <w:lsdException w:name="Subtitle" w:uiPriority="11" w:qFormat="1"/>
+    <w:lsdException w:name="Salutation" w:semiHidden="1" w:unhideWhenUsed="1"/>
+    <w:lsdException w:name="Date" w:semiHidden="1" w:unhideWhenUsed="1"/>
+    <w:lsdException w:name="Body Text First Indent" w:semiHidden="1" w:unhideWhenUsed="1"/>
+    <w:lsdException w:name="Body Text First Indent 2" w:semiHidden="1" w:unhideWhenUsed="1"/>
+    <w:lsdException w:name="Note Heading" w:semiHidden="1" w:unhideWhenUsed="1"/>
+    <w:lsdException w:name="Body Text 2" w:semiHidden="1" w:unhideWhenUsed="1"/>
+    <w:lsdException w:name="Body Text 3" w:semiHidden="1" w:unhideWhenUsed="1"/>
+    <w:lsdException w:name="Body Text Indent 2" w:semiHidden="1" w:unhideWhenUsed="1"/>
+    <w:lsdException w:name="Body Text Indent 3" w:semiHidden="1" w:unhideWhenUsed="1"/>
+    <w:lsdException w:name="Block Text" w:semiHidden="1" w:unhideWhenUsed="1"/>
+    <w:lsdException w:name="Hyperlink" w:semiHidden="1" w:unhideWhenUsed="1"/>
+    <w:lsdException w:name="FollowedHyperlink" w:semiHidden="1" w:unhideWhenUsed="1"/>
+    <w:lsdException w:name="Strong" w:uiPriority="22" w:qFormat="1"/>
+    <w:lsdException w:name="Emphasis" w:uiPriority="20" w:qFormat="1"/>
+    <w:lsdException w:name="Document Map" w:semiHidden="1" w:unhideWhenUsed="1"/>
+    <w:lsdException w:name="Plain Text" w:semiHidden="1" w:unhideWhenUsed="1"/>
+    <w:lsdException w:name="E-mail Signature" w:semiHidden="1" w:unhideWhenUsed="1"/>
+    <w:lsdException w:name="HTML Top of Form" w:semiHidden="1" w:unhideWhenUsed="1"/>
+    <w:lsdException w:name="HTML Bottom of Form" w:semiHidden="1" w:unhideWhenUsed="1"/>
+    <w:lsdException w:name="Normal (Web)" w:semiHidden="1" w:unhideWhenUsed="1"/>
+    <w:lsdException w:name="HTML Acronym" w:semiHidden="1" w:unhideWhenUsed="1"/>
+    <w:lsdException w:name="HTML Address" w:semiHidden="1" w:unhideWhenUsed="1"/>
+    <w:lsdException w:name="HTML Cite" w:semiHidden="1" w:unhideWhenUsed="1"/>
+    <w:lsdException w:name="HTML Code" w:semiHidden="1" w:unhideWhenUsed="1"/>
+    <w:lsdException w:name="HTML Definition" w:semiHidden="1" w:unhideWhenUsed="1"/>
+    <w:lsdException w:name="HTML Keyboard" w:semiHidden="1" w:unhideWhenUsed="1"/>
+    <w:lsdException w:name="HTML Preformatted" w:semiHidden="1" w:unhideWhenUsed="1"/>
+    <w:lsdException w:name="HTML Sample" w:semiHidden="1" w:unhideWhenUsed="1"/>
+    <w:lsdException w:name="HTML Typewriter" w:semiHidden="1" w:unhideWhenUsed="1"/>
+    <w:lsdException w:name="HTML Variable" w:semiHidden="1" w:unhideWhenUsed="1"/>
+    <w:lsdException w:name="Normal Table" w:semiHidden="1" w:unhideWhenUsed="1"/>
+    <w:lsdException w:name="annotation subject" w:semiHidden="1" w:unhideWhenUsed="1"/>
+    <w:lsdException w:name="No List" w:semiHidden="1" w:unhideWhenUsed="1"/>
+    <w:lsdException w:name="Outline List 1" w:semiHidden="1" w:unhideWhenUsed="1"/>
+    <w:lsdException w:name="Outline List 2" w:semiHidden="1" w:unhideWhenUsed="1"/>
+    <w:lsdException w:name="Outline List 3" w:semiHidden="1" w:unhideWhenUsed="1"/>
+    <w:lsdException w:name="Table Simple 1" w:semiHidden="1" w:unhideWhenUsed="1"/>
+    <w:lsdException w:name="Table Simple 2" w:semiHidden="1" w:unhideWhenUsed="1"/>
+    <w:lsdException w:name="Table Simple 3" w:semiHidden="1" w:unhideWhenUsed="1"/>
+    <w:lsdException w:name="Table Classic 1" w:semiHidden="1" w:unhideWhenUsed="1"/>
+    <w:lsdException w:name="Table Classic 2" w:semiHidden="1" w:unhideWhenUsed="1"/>
+    <w:lsdException w:name="Table Classic 3" w:semiHidden="1" w:unhideWhenUsed="1"/>
+    <w:lsdException w:name="Table Classic 4" w:semiHidden="1" w:unhideWhenUsed="1"/>
+    <w:lsdException w:name="Table Colorful 1" w:semiHidden="1" w:unhideWhenUsed="1"/>
+    <w:lsdException w:name="Table Colorful 2" w:semiHidden="1" w:unhideWhenUsed="1"/>
+    <w:lsdException w:name="Table Colorful 3" w:semiHidden="1" w:unhideWhenUsed="1"/>
+    <w:lsdException w:name="Table Columns 1" w:semiHidden="1" w:unhideWhenUsed="1"/>
+    <w:lsdException w:name="Table Columns 2" w:semiHidden="1" w:unhideWhenUsed="1"/>
+    <w:lsdException w:name="Table Columns 3" w:semiHidden="1" w:unhideWhenUsed="1"/>
+    <w:lsdException w:name="Table Columns 4" w:semiHidden="1" w:unhideWhenUsed="1"/>
+    <w:lsdException w:name="Table Columns 5" w:semiHidden="1" w:unhideWhenUsed="1"/>
+    <w:lsdException w:name="Table Grid 1" w:semiHidden="1" w:unhideWhenUsed="1"/>
+    <w:lsdException w:name="Table Grid 2" w:semiHidden="1" w:unhideWhenUsed="1"/>
+    <w:lsdException w:name="Table Grid 3" w:semiHidden="1" w:unhideWhenUsed="1"/>
+    <w:lsdException w:name="Table Grid 4" w:semiHidden="1" w:unhideWhenUsed="1"/>
+    <w:lsdException w:name="Table Grid 5" w:semiHidden="1" w:unhideWhenUsed="1"/>
+    <w:lsdException w:name="Table Grid 6" w:semiHidden="1" w:unhideWhenUsed="1"/>
+    <w:lsdException w:name="Table Grid 7" w:semiHidden="1" w:unhideWhenUsed="1"/>
+    <w:lsdException w:name="Table Grid 8" w:semiHidden="1" w:unhideWhenUsed="1"/>
+    <w:lsdException w:name="Table List 1" w:semiHidden="1" w:unhideWhenUsed="1"/>
+    <w:lsdException w:name="Table List 2" w:semiHidden="1" w:unhideWhenUsed="1"/>
+    <w:lsdException w:name="Table List 3" w:semiHidden="1" w:unhideWhenUsed="1"/>
+    <w:lsdException w:name="Table List 4" w:semiHidden="1" w:unhideWhenUsed="1"/>
+    <w:lsdException w:name="Table List 5" w:semiHidden="1" w:unhideWhenUsed="1"/>
+    <w:lsdException w:name="Table List 6" w:semiHidden="1" w:unhideWhenUsed="1"/>
+    <w:lsdException w:name="Table List 7" w:semiHidden="1" w:unhideWhenUsed="1"/>
+    <w:lsdException w:name="Table List 8" w:semiHidden="1" w:unhideWhenUsed="1"/>
+    <w:lsdException w:name="Table 3D effects 1" w:semiHidden="1" w:unhideWhenUsed="1"/>
+    <w:lsdException w:name="Table 3D effects 2" w:semiHidden="1" w:unhideWhenUsed="1"/>
+    <w:lsdException w:name="Table 3D effects 3" w:semiHidden="1" w:unhideWhenUsed="1"/>
+    <w:lsdException w:name="Table Contemporary" w:semiHidden="1" w:unhideWhenUsed="1"/>
+    <w:lsdException w:name="Table Elegant" w:semiHidden="1" w:unhideWhenUsed="1"/>
+    <w:lsdException w:name="Table Professional" w:semiHidden="1" w:unhideWhenUsed="1"/>
+    <w:lsdException w:name="Table Subtle 1" w:semiHidden="1" w:unhideWhenUsed="1"/>
+    <w:lsdException w:name="Table Subtle 2" w:semiHidden="1" w:unhideWhenUsed="1"/>
+    <w:lsdException w:name="Table Web 1" w:semiHidden="1" w:unhideWhenUsed="1"/>
+    <w:lsdException w:name="Table Web 2" w:semiHidden="1" w:unhideWhenUsed="1"/>
+    <w:lsdException w:name="Table Web 3" w:semiHidden="1" w:unhideWhenUsed="1"/>
+    <w:lsdException w:name="Balloon Text" w:semiHidden="1" w:unhideWhenUsed="1"/>
+    <w:lsdException w:name="Table Grid" w:uiPriority="39"/>
+    <w:lsdException w:name="Table Theme" w:semiHidden="1" w:unhideWhenUsed="1"/>
+    <w:lsdException w:name="Placeholder Text" w:semiHidden="1"/>
+    <w:lsdException w:name="No Spacing" w:uiPriority="1" w:qFormat="1"/>
+    <w:lsdException w:name="Light Shading" w:uiPriority="60"/>
+    <w:lsdException w:name="Light List" w:uiPriority="61"/>
+    <w:lsdException w:name="Light Grid" w:uiPriority="62"/>
+    <w:lsdException w:name="Medium Shading 1" w:uiPriority="63"/>
+    <w:lsdException w:name="Medium Shading 2" w:uiPriority="64"/>
+    <w:lsdException w:name="Medium List 1" w:uiPriority="65"/>
+    <w:lsdException w:name="Medium List 2" w:uiPriority="66"/>
+    <w:lsdException w:name="Medium Grid 1" w:uiPriority="67"/>
+    <w:lsdException w:name="Medium Grid 2" w:uiPriority="68"/>
+    <w:lsdException w:name="Medium Grid 3" w:uiPriority="69"/>
+    <w:lsdException w:name="Dark List" w:uiPriority="70"/>
+    <w:lsdException w:name="Colorful Shading" w:uiPriority="71"/>
+    <w:lsdException w:name="Colorful List" w:uiPriority="72"/>
+    <w:lsdException w:name="Colorful Grid" w:uiPriority="73"/>
+    <w:lsdException w:name="Light Shading Accent 1" w:uiPriority="60"/>
+    <w:lsdException w:name="Light List Accent 1" w:uiPriority="61"/>
+    <w:lsdException w:name="Light Grid Accent 1" w:uiPriority="62"/>
+    <w:lsdException w:name="Medium Shading 1 Accent 1" w:uiPriority="63"/>
+    <w:lsdException w:name="Medium Shading 2 Accent 1" w:uiPriority="64"/>
+    <w:lsdException w:name="Medium List 1 Accent 1" w:uiPriority="65"/>
+    <w:lsdException w:name="Revision" w:semiHidden="1"/>
+    <w:lsdException w:name="List Paragraph" w:uiPriority="34" w:qFormat="1"/>
+    <w:lsdException w:name="Quote" w:uiPriority="29" w:qFormat="1"/>
+    <w:lsdException w:name="Intense Quote" w:uiPriority="30" w:qFormat="1"/>
+    <w:lsdException w:name="Medium List 2 Accent 1" w:uiPriority="66"/>
+    <w:lsdException w:name="Medium Grid 1 Accent 1" w:uiPriority="67"/>
+    <w:lsdException w:name="Medium Grid 2 Accent 1" w:uiPriority="68"/>
+    <w:lsdException w:name="Medium Grid 3 Accent 1" w:uiPriority="69"/>
+    <w:lsdException w:name="Dark List Accent 1" w:uiPriority="70"/>
+    <w:lsdException w:name="Colorful Shading Accent 1" w:uiPriority="71"/>
+    <w:lsdException w:name="Colorful List Accent 1" w:uiPriority="72"/>
+    <w:lsdException w:name="Colorful Grid Accent 1" w:uiPriority="73"/>
+    <w:lsdException w:name="Light Shading Accent 2" w:uiPriority="60"/>
+    <w:lsdException w:name="Light List Accent 2" w:uiPriority="61"/>
+    <w:lsdException w:name="Light Grid Accent 2" w:uiPriority="62"/>
+    <w:lsdException w:name="Medium Shading 1 Accent 2" w:uiPriority="63"/>
+    <w:lsdException w:name="Medium Shading 2 Accent 2" w:uiPriority="64"/>
+    <w:lsdException w:name="Medium List 1 Accent 2" w:uiPriority="65"/>
+    <w:lsdException w:name="Medium List 2 Accent 2" w:uiPriority="66"/>
+    <w:lsdException w:name="Medium Grid 1 Accent 2" w:uiPriority="67"/>
+    <w:lsdException w:name="Medium Grid 2 Accent 2" w:uiPriority="68"/>
+    <w:lsdException w:name="Medium Grid 3 Accent 2" w:uiPriority="69"/>
+    <w:lsdException w:name="Dark List Accent 2" w:uiPriority="70"/>
+    <w:lsdException w:name="Colorful Shading Accent 2" w:uiPriority="71"/>
+    <w:lsdException w:name="Colorful List Accent 2" w:uiPriority="72"/>
+    <w:lsdException w:name="Colorful Grid Accent 2" w:uiPriority="73"/>
+    <w:lsdException w:name="Light Shading Accent 3" w:uiPriority="60"/>
+    <w:lsdException w:name="Light List Accent 3" w:uiPriority="61"/>
+    <w:lsdException w:name="Light Grid Accent 3" w:uiPriority="62"/>
+    <w:lsdException w:name="Medium Shading 1 Accent 3" w:uiPriority="63"/>
+    <w:lsdException w:name="Medium Shading 2 Accent 3" w:uiPriority="64"/>
+    <w:lsdException w:name="Medium List 1 Accent 3" w:uiPriority="65"/>
+    <w:lsdException w:name="Medium List 2 Accent 3" w:uiPriority="66"/>
+    <w:lsdException w:name="Medium Grid 1 Accent 3" w:uiPriority="67"/>
+    <w:lsdException w:name="Medium Grid 2 Accent 3" w:uiPriority="68"/>
+    <w:lsdException w:name="Medium Grid 3 Accent 3" w:uiPriority="69"/>
+    <w:lsdException w:name="Dark List Accent 3" w:uiPriority="70"/>
+    <w:lsdException w:name="Colorful Shading Accent 3" w:uiPriority="71"/>
+    <w:lsdException w:name="Colorful List Accent 3" w:uiPriority="72"/>
+    <w:lsdException w:name="Colorful Grid Accent 3" w:uiPriority="73"/>
+    <w:lsdException w:name="Light Shading Accent 4" w:uiPriority="60"/>
+    <w:lsdException w:name="Light List Accent 4" w:uiPriority="61"/>
+    <w:lsdException w:name="Light Grid Accent 4" w:uiPriority="62"/>
+    <w:lsdException w:name="Medium Shading 1 Accent 4" w:uiPriority="63"/>
+    <w:lsdException w:name="Medium Shading 2 Accent 4" w:uiPriority="64"/>
+    <w:lsdException w:name="Medium List 1 Accent 4" w:uiPriority="65"/>
+    <w:lsdException w:name="Medium List 2 Accent 4" w:uiPriority="66"/>
+    <w:lsdException w:name="Medium Grid 1 Accent 4" w:uiPriority="67"/>
+    <w:lsdException w:name="Medium Grid 2 Accent 4" w:uiPriority="68"/>
+    <w:lsdException w:name="Medium Grid 3 Accent 4" w:uiPriority="69"/>
+    <w:lsdException w:name="Dark List Accent 4" w:uiPriority="70"/>
+    <w:lsdException w:name="Colorful Shading Accent 4" w:uiPriority="71"/>
+    <w:lsdException w:name="Colorful List Accent 4" w:uiPriority="72"/>
+    <w:lsdException w:name="Colorful Grid Accent 4" w:uiPriority="73"/>
+    <w:lsdException w:name="Light Shading Accent 5" w:uiPriority="60"/>
+    <w:lsdException w:name="Light List Accent 5" w:uiPriority="61"/>
+    <w:lsdException w:name="Light Grid Accent 5" w:uiPriority="62"/>
+    <w:lsdException w:name="Medium Shading 1 Accent 5" w:uiPriority="63"/>
+    <w:lsdException w:name="Medium Shading 2 Accent 5" w:uiPriority="64"/>
+    <w:lsdException w:name="Medium List 1 Accent 5" w:uiPriority="65"/>
+    <w:lsdException w:name="Medium List 2 Accent 5" w:uiPriority="66"/>
+    <w:lsdException w:name="Medium Grid 1 Accent 5" w:uiPriority="67"/>
+    <w:lsdException w:name="Medium Grid 2 Accent 5" w:uiPriority="68"/>
+    <w:lsdException w:name="Medium Grid 3 Accent 5" w:uiPriority="69"/>
+    <w:lsdException w:name="Dark List Accent 5" w:uiPriority="70"/>
+    <w:lsdException w:name="Colorful Shading Accent 5" w:uiPriority="71"/>
+    <w:lsdException w:name="Colorful List Accent 5" w:uiPriority="72"/>
+    <w:lsdException w:name="Colorful Grid Accent 5" w:uiPriority="73"/>
+    <w:lsdException w:name="Light Shading Accent 6" w:uiPriority="60"/>
+    <w:lsdException w:name="Light List Accent 6" w:uiPriority="61"/>
+    <w:lsdException w:name="Light Grid Accent 6" w:uiPriority="62"/>
+    <w:lsdException w:name="Medium Shading 1 Accent 6" w:uiPriority="63"/>
+    <w:lsdException w:name="Medium Shading 2 Accent 6" w:uiPriority="64"/>
+    <w:lsdException w:name="Medium List 1 Accent 6" w:uiPriority="65"/>
+    <w:lsdException w:name="Medium List 2 Accent 6" w:uiPriority="66"/>
+    <w:lsdException w:name="Medium Grid 1 Accent 6" w:uiPriority="67"/>
+    <w:lsdException w:name="Medium Grid 2 Accent 6" w:uiPriority="68"/>
+    <w:lsdException w:name="Medium Grid 3 Accent 6" w:uiPriority="69"/>
+    <w:lsdException w:name="Dark List Accent 6" w:uiPriority="70"/>
+    <w:lsdException w:name="Colorful Shading Accent 6" w:uiPriority="71"/>
+    <w:lsdException w:name="Colorful List Accent 6" w:uiPriority="72"/>
+    <w:lsdException w:name="Colorful Grid Accent 6" w:uiPriority="73"/>
+    <w:lsdException w:name="Subtle Emphasis" w:uiPriority="19" w:qFormat="1"/>
+    <w:lsdException w:name="Intense Emphasis" w:uiPriority="21" w:qFormat="1"/>
+    <w:lsdException w:name="Subtle Reference" w:uiPriority="31" w:qFormat="1"/>
+    <w:lsdException w:name="Intense Reference" w:uiPriority="32" w:qFormat="1"/>
+    <w:lsdException w:name="Book Title" w:uiPriority="33" w:qFormat="1"/>
+    <w:lsdException w:name="Bibliography" w:semiHidden="1" w:uiPriority="37" w:unhideWhenUsed="1"/>
+    <w:lsdException w:name="TOC Heading" w:semiHidden="1" w:uiPriority="39" w:unhideWhenUsed="1" w:qFormat="1"/>
+    <w:lsdException w:name="Plain Table 1" w:uiPriority="41"/>
+    <w:lsdException w:name="Plain Table 2" w:uiPriority="42"/>
+    <w:lsdException w:name="Plain Table 3" w:uiPriority="43"/>
+    <w:lsdException w:name="Plain Table 4" w:uiPriority="44"/>
+    <w:lsdException w:name="Plain Table 5" w:uiPriority="45"/>
+    <w:lsdException w:name="Grid Table Light" w:uiPriority="40"/>
+    <w:lsdException w:name="Grid Table 1 Light" w:uiPriority="46"/>
+    <w:lsdException w:name="Grid Table 2" w:uiPriority="47"/>
+    <w:lsdException w:name="Grid Table 3" w:uiPriority="48"/>
+    <w:lsdException w:name="Grid Table 4" w:uiPriority="49"/>
+    <w:lsdException w:name="Grid Table 5 Dark" w:uiPriority="50"/>
+    <w:lsdException w:name="Grid Table 6 Colorful" w:uiPriority="51"/>
+    <w:lsdException w:name="Grid Table 7 Colorful" w:uiPriority="52"/>
+    <w:lsdException w:name="Grid Table 1 Light Accent 1" w:uiPriority="46"/>
+    <w:lsdException w:name="Grid Table 2 Accent 1" w:uiPriority="47"/>
+    <w:lsdException w:name="Grid Table 3 Accent 1" w:uiPriority="48"/>
+    <w:lsdException w:name="Grid Table 4 Accent 1" w:uiPriority="49"/>
+    <w:lsdException w:name="Grid Table 5 Dark Accent 1" w:uiPriority="50"/>
+    <w:lsdException w:name="Grid Table 6 Colorful Accent 1" w:uiPriority="51"/>
+    <w:lsdException w:name="Grid Table 7 Colorful Accent 1" w:uiPriority="52"/>
+    <w:lsdException w:name="Grid Table 1 Light Accent 2" w:uiPriority="46"/>
+    <w:lsdException w:name="Grid Table 2 Accent 2" w:uiPriority="47"/>
+    <w:lsdException w:name="Grid Table 3 Accent 2" w:uiPriority="48"/>
+    <w:lsdException w:name="Grid Table 4 Accent 2" w:uiPriority="49"/>
+    <w:lsdException w:name="Grid Table 5 Dark Accent 2" w:uiPriority="50"/>
+    <w:lsdException w:name="Grid Table 6 Colorful Accent 2" w:uiPriority="51"/>
+    <w:lsdException w:name="Grid Table 7 Colorful Accent 2" w:uiPriority="52"/>
+    <w:lsdException w:name="Grid Table 1 Light Accent 3" w:uiPriority="46"/>
+    <w:lsdException w:name="Grid Table 2 Accent 3" w:uiPriority="47"/>
+    <w:lsdException w:name="Grid Table 3 Accent 3" w:uiPriority="48"/>
+    <w:lsdException w:name="Grid Table 4 Accent 3" w:uiPriority="49"/>
+    <w:lsdException w:name="Grid Table 5 Dark Accent 3" w:uiPriority="50"/>
+    <w:lsdException w:name="Grid Table 6 Colorful Accent 3" w:uiPriority="51"/>
+    <w:lsdException w:name="Grid Table 7 Colorful Accent 3" w:uiPriority="52"/>
+    <w:lsdException w:name="Grid Table 1 Light Accent 4" w:uiPriority="46"/>
+    <w:lsdException w:name="Grid Table 2 Accent 4" w:uiPriority="47"/>
+    <w:lsdException w:name="Grid Table 3 Accent 4" w:uiPriority="48"/>
+    <w:lsdException w:name="Grid Table 4 Accent 4" w:uiPriority="49"/>
+    <w:lsdException w:name="Grid Table 5 Dark Accent 4" w:uiPriority="50"/>
+    <w:lsdException w:name="Grid Table 6 Colorful Accent 4" w:uiPriority="51"/>
+    <w:lsdException w:name="Grid Table 7 Colorful Accent 4" w:uiPriority="52"/>
+    <w:lsdException w:name="Grid Table 1 Light Accent 5" w:uiPriority="46"/>
+    <w:lsdException w:name="Grid Table 2 Accent 5" w:uiPriority="47"/>
+    <w:lsdException w:name="Grid Table 3 Accent 5" w:uiPriority="48"/>
+    <w:lsdException w:name="Grid Table 4 Accent 5" w:uiPriority="49"/>
+    <w:lsdException w:name="Grid Table 5 Dark Accent 5" w:uiPriority="50"/>
+    <w:lsdException w:name="Grid Table 6 Colorful Accent 5" w:uiPriority="51"/>
+    <w:lsdException w:name="Grid Table 7 Colorful Accent 5" w:uiPriority="52"/>
+    <w:lsdException w:name="Grid Table 1 Light Accent 6" w:uiPriority="46"/>
+    <w:lsdException w:name="Grid Table 2 Accent 6" w:uiPriority="47"/>
+    <w:lsdException w:name="Grid Table 3 Accent 6" w:uiPriority="48"/>
+    <w:lsdException w:name="Grid Table 4 Accent 6" w:uiPriority="49"/>
+    <w:lsdException w:name="Grid Table 5 Dark Accent 6" w:uiPriority="50"/>
+    <w:lsdException w:name="Grid Table 6 Colorful Accent 6" w:uiPriority="51"/>
+    <w:lsdException w:name="Grid Table 7 Colorful Accent 6" w:uiPriority="52"/>
+    <w:lsdException w:name="List Table 1 Light" w:uiPriority="46"/>
+    <w:lsdException w:name="List Table 2" w:uiPriority="47"/>
+    <w:lsdException w:name="List Table 3" w:uiPriority="48"/>
+    <w:lsdException w:name="List Table 4" w:uiPriority="49"/>
+    <w:lsdException w:name="List Table 5 Dark" w:uiPriority="50"/>
+    <w:lsdException w:name="List Table 6 Colorful" w:uiPriority="51"/>
+    <w:lsdException w:name="List Table 7 Colorful" w:uiPriority="52"/>
+    <w:lsdException w:name="List Table 1 Light Accent 1" w:uiPriority="46"/>
+    <w:lsdException w:name="List Table 2 Accent 1" w:uiPriority="47"/>
+    <w:lsdException w:name="List Table 3 Accent 1" w:uiPriority="48"/>
+    <w:lsdException w:name="List Table 4 Accent 1" w:uiPriority="49"/>
+    <w:lsdException w:name="List Table 5 Dark Accent 1" w:uiPriority="50"/>
+    <w:lsdException w:name="List Table 6 Colorful Accent 1" w:uiPriority="51"/>
+    <w:lsdException w:name="List Table 7 Colorful Accent 1" w:uiPriority="52"/>
+    <w:lsdException w:name="List Table 1 Light Accent 2" w:uiPriority="46"/>
+    <w:lsdException w:name="List Table 2 Accent 2" w:uiPriority="47"/>
+    <w:lsdException w:name="List Table 3 Accent 2" w:uiPriority="48"/>
+    <w:lsdException w:name="List Table 4 Accent 2" w:uiPriority="49"/>
+    <w:lsdException w:name="List Table 5 Dark Accent 2" w:uiPriority="50"/>
+    <w:lsdException w:name="List Table 6 Colorful Accent 2" w:uiPriority="51"/>
+    <w:lsdException w:name="List Table 7 Colorful Accent 2" w:uiPriority="52"/>
+    <w:lsdException w:name="List Table 1 Light Accent 3" w:uiPriority="46"/>
+    <w:lsdException w:name="List Table 2 Accent 3" w:uiPriority="47"/>
+    <w:lsdException w:name="List Table 3 Accent 3" w:uiPriority="48"/>
+    <w:lsdException w:name="List Table 4 Accent 3" w:uiPriority="49"/>
+    <w:lsdException w:name="List Table 5 Dark Accent 3" w:uiPriority="50"/>
+    <w:lsdException w:name="List Table 6 Colorful Accent 3" w:uiPriority="51"/>
+    <w:lsdException w:name="List Table 7 Colorful Accent 3" w:uiPriority="52"/>
+    <w:lsdException w:name="List Table 1 Light Accent 4" w:uiPriority="46"/>
+    <w:lsdException w:name="List Table 2 Accent 4" w:uiPriority="47"/>
+    <w:lsdException w:name="List Table 3 Accent 4" w:uiPriority="48"/>
+    <w:lsdException w:name="List Table 4 Accent 4" w:uiPriority="49"/>
+    <w:lsdException w:name="List Table 5 Dark Accent 4" w:uiPriority="50"/>
+    <w:lsdException w:name="List Table 6 Colorful Accent 4" w:uiPriority="51"/>
+    <w:lsdException w:name="List Table 7 Colorful Accent 4" w:uiPriority="52"/>
+    <w:lsdException w:name="List Table 1 Light Accent 5" w:uiPriority="46"/>
+    <w:lsdException w:name="List Table 2 Accent 5" w:uiPriority="47"/>
+    <w:lsdException w:name="List Table 3 Accent 5" w:uiPriority="48"/>
+    <w:lsdException w:name="List Table 4 Accent 5" w:uiPriority="49"/>
+    <w:lsdException w:name="List Table 5 Dark Accent 5" w:uiPriority="50"/>
+    <w:lsdException w:name="List Table 6 Colorful Accent 5" w:uiPriority="51"/>
+    <w:lsdException w:name="List Table 7 Colorful Accent 5" w:uiPriority="52"/>
+    <w:lsdException w:name="List Table 1 Light Accent 6" w:uiPriority="46"/>
+    <w:lsdException w:name="List Table 2 Accent 6" w:uiPriority="47"/>
+    <w:lsdException w:name="List Table 3 Accent 6" w:uiPriority="48"/>
+    <w:lsdException w:name="List Table 4 Accent 6" w:uiPriority="49"/>
+    <w:lsdException w:name="List Table 5 Dark Accent 6" w:uiPriority="50"/>
+    <w:lsdException w:name="List Table 6 Colorful Accent 6" w:uiPriority="51"/>
+    <w:lsdException w:name="List Table 7 Colorful Accent 6" w:uiPriority="52"/>
+    <w:lsdException w:name="Mention" w:semiHidden="1" w:unhideWhenUsed="1"/>
+    <w:lsdException w:name="Smart Hyperlink" w:semiHidden="1" w:unhideWhenUsed="1"/>
+    <w:lsdException w:name="Hashtag" w:semiHidden="1" w:unhideWhenUsed="1"/>
+    <w:lsdException w:name="Unresolved Mention" w:semiHidden="1" w:unhideWhenUsed="1"/>
+    <w:lsdException w:name="Smart Link" w:semiHidden="1" w:unhideWhenUsed="1"/>
+  </w:latentStyles>
+  <w:style w:type="paragraph" w:default="1" w:styleId="Normal">
+    <w:name w:val="Normal"/>
+    <w:qFormat/>
   </w:style>
-  <w:style w:type="table" w:styleId="TableNormal" w:default="1">
-    <w:name w:val="Table Normal"/>
-  </w:style>
-  <w:style w:type="paragraph" w:styleId="Heading1">
+  <w:style w:type="paragraph" w:styleId="Ttulo1">
     <w:name w:val="heading 1"/>
     <w:basedOn w:val="Normal"/>
     <w:next w:val="Normal"/>
+    <w:uiPriority w:val="9"/>
+    <w:qFormat/>
     <w:pPr>
-      <w:keepNext w:val="1"/>
-      <w:keepLines w:val="1"/>
-      <w:pageBreakBefore w:val="0"/>
-      <w:spacing w:after="120" w:before="400" w:lineRule="auto"/>
+      <w:keepNext/>
+      <w:keepLines/>
+      <w:spacing w:before="400" w:after="120"/>
+      <w:outlineLvl w:val="0"/>
     </w:pPr>
     <w:rPr>
       <w:sz w:val="40"/>
       <w:szCs w:val="40"/>
     </w:rPr>
   </w:style>
-  <w:style w:type="paragraph" w:styleId="Heading2">
+  <w:style w:type="paragraph" w:styleId="Ttulo2">
     <w:name w:val="heading 2"/>
     <w:basedOn w:val="Normal"/>
     <w:next w:val="Normal"/>
+    <w:uiPriority w:val="9"/>
+    <w:semiHidden/>
+    <w:unhideWhenUsed/>
+    <w:qFormat/>
     <w:pPr>
-      <w:keepNext w:val="1"/>
-      <w:keepLines w:val="1"/>
-      <w:pageBreakBefore w:val="0"/>
-      <w:spacing w:after="120" w:before="360" w:lineRule="auto"/>
+      <w:keepNext/>
+      <w:keepLines/>
+      <w:spacing w:before="360" w:after="120"/>
+      <w:outlineLvl w:val="1"/>
     </w:pPr>
     <w:rPr>
-      <w:b w:val="0"/>
       <w:sz w:val="32"/>
       <w:szCs w:val="32"/>
     </w:rPr>
   </w:style>
-  <w:style w:type="paragraph" w:styleId="Heading3">
+  <w:style w:type="paragraph" w:styleId="Ttulo3">
     <w:name w:val="heading 3"/>
     <w:basedOn w:val="Normal"/>
     <w:next w:val="Normal"/>
+    <w:uiPriority w:val="9"/>
+    <w:semiHidden/>
+    <w:unhideWhenUsed/>
+    <w:qFormat/>
     <w:pPr>
-      <w:keepNext w:val="1"/>
-      <w:keepLines w:val="1"/>
-      <w:pageBreakBefore w:val="0"/>
-      <w:spacing w:after="80" w:before="320" w:lineRule="auto"/>
+      <w:keepNext/>
+      <w:keepLines/>
+      <w:spacing w:before="320" w:after="80"/>
+      <w:outlineLvl w:val="2"/>
     </w:pPr>
     <w:rPr>
-      <w:b w:val="0"/>
       <w:color w:val="434343"/>
       <w:sz w:val="28"/>
       <w:szCs w:val="28"/>
     </w:rPr>
   </w:style>
-  <w:style w:type="paragraph" w:styleId="Heading4">
+  <w:style w:type="paragraph" w:styleId="Ttulo4">
     <w:name w:val="heading 4"/>
     <w:basedOn w:val="Normal"/>
     <w:next w:val="Normal"/>
+    <w:uiPriority w:val="9"/>
+    <w:semiHidden/>
+    <w:unhideWhenUsed/>
+    <w:qFormat/>
     <w:pPr>
-      <w:keepNext w:val="1"/>
-      <w:keepLines w:val="1"/>
-      <w:pageBreakBefore w:val="0"/>
-      <w:spacing w:after="80" w:before="280" w:lineRule="auto"/>
+      <w:keepNext/>
+      <w:keepLines/>
+      <w:spacing w:before="280" w:after="80"/>
+      <w:outlineLvl w:val="3"/>
     </w:pPr>
     <w:rPr>
       <w:color w:val="666666"/>
@@ -578,67 +974,109 @@
       <w:szCs w:val="24"/>
     </w:rPr>
   </w:style>
-  <w:style w:type="paragraph" w:styleId="Heading5">
+  <w:style w:type="paragraph" w:styleId="Ttulo5">
     <w:name w:val="heading 5"/>
     <w:basedOn w:val="Normal"/>
     <w:next w:val="Normal"/>
+    <w:uiPriority w:val="9"/>
+    <w:semiHidden/>
+    <w:unhideWhenUsed/>
+    <w:qFormat/>
     <w:pPr>
-      <w:keepNext w:val="1"/>
-      <w:keepLines w:val="1"/>
-      <w:pageBreakBefore w:val="0"/>
-      <w:spacing w:after="80" w:before="240" w:lineRule="auto"/>
+      <w:keepNext/>
+      <w:keepLines/>
+      <w:spacing w:before="240" w:after="80"/>
+      <w:outlineLvl w:val="4"/>
     </w:pPr>
     <w:rPr>
       <w:color w:val="666666"/>
-      <w:sz w:val="22"/>
-      <w:szCs w:val="22"/>
     </w:rPr>
   </w:style>
-  <w:style w:type="paragraph" w:styleId="Heading6">
+  <w:style w:type="paragraph" w:styleId="Ttulo6">
     <w:name w:val="heading 6"/>
     <w:basedOn w:val="Normal"/>
     <w:next w:val="Normal"/>
+    <w:uiPriority w:val="9"/>
+    <w:semiHidden/>
+    <w:unhideWhenUsed/>
+    <w:qFormat/>
     <w:pPr>
-      <w:keepNext w:val="1"/>
-      <w:keepLines w:val="1"/>
-      <w:pageBreakBefore w:val="0"/>
-      <w:spacing w:after="80" w:before="240" w:lineRule="auto"/>
+      <w:keepNext/>
+      <w:keepLines/>
+      <w:spacing w:before="240" w:after="80"/>
+      <w:outlineLvl w:val="5"/>
     </w:pPr>
     <w:rPr>
-      <w:i w:val="1"/>
+      <w:i/>
       <w:color w:val="666666"/>
-      <w:sz w:val="22"/>
-      <w:szCs w:val="22"/>
     </w:rPr>
   </w:style>
-  <w:style w:type="paragraph" w:styleId="Title">
+  <w:style w:type="character" w:default="1" w:styleId="Fuentedeprrafopredeter">
+    <w:name w:val="Default Paragraph Font"/>
+    <w:uiPriority w:val="1"/>
+    <w:semiHidden/>
+    <w:unhideWhenUsed/>
+  </w:style>
+  <w:style w:type="table" w:default="1" w:styleId="Tablanormal">
+    <w:name w:val="Normal Table"/>
+    <w:uiPriority w:val="99"/>
+    <w:semiHidden/>
+    <w:unhideWhenUsed/>
+    <w:tblPr>
+      <w:tblInd w:w="0" w:type="dxa"/>
+      <w:tblCellMar>
+        <w:top w:w="0" w:type="dxa"/>
+        <w:left w:w="108" w:type="dxa"/>
+        <w:bottom w:w="0" w:type="dxa"/>
+        <w:right w:w="108" w:type="dxa"/>
+      </w:tblCellMar>
+    </w:tblPr>
+  </w:style>
+  <w:style w:type="numbering" w:default="1" w:styleId="Sinlista">
+    <w:name w:val="No List"/>
+    <w:uiPriority w:val="99"/>
+    <w:semiHidden/>
+    <w:unhideWhenUsed/>
+  </w:style>
+  <w:style w:type="table" w:customStyle="1" w:styleId="TableNormal">
+    <w:name w:val="Table Normal"/>
+    <w:tblPr>
+      <w:tblCellMar>
+        <w:top w:w="0" w:type="dxa"/>
+        <w:left w:w="0" w:type="dxa"/>
+        <w:bottom w:w="0" w:type="dxa"/>
+        <w:right w:w="0" w:type="dxa"/>
+      </w:tblCellMar>
+    </w:tblPr>
+  </w:style>
+  <w:style w:type="paragraph" w:styleId="Ttulo">
     <w:name w:val="Title"/>
     <w:basedOn w:val="Normal"/>
     <w:next w:val="Normal"/>
+    <w:uiPriority w:val="10"/>
+    <w:qFormat/>
     <w:pPr>
-      <w:keepNext w:val="1"/>
-      <w:keepLines w:val="1"/>
-      <w:pageBreakBefore w:val="0"/>
-      <w:spacing w:after="60" w:before="0" w:lineRule="auto"/>
+      <w:keepNext/>
+      <w:keepLines/>
+      <w:spacing w:after="60"/>
     </w:pPr>
     <w:rPr>
       <w:sz w:val="52"/>
       <w:szCs w:val="52"/>
     </w:rPr>
   </w:style>
-  <w:style w:type="paragraph" w:styleId="Subtitle">
+  <w:style w:type="paragraph" w:styleId="Subttulo">
     <w:name w:val="Subtitle"/>
     <w:basedOn w:val="Normal"/>
     <w:next w:val="Normal"/>
+    <w:uiPriority w:val="11"/>
+    <w:qFormat/>
     <w:pPr>
-      <w:keepNext w:val="1"/>
-      <w:keepLines w:val="1"/>
-      <w:pageBreakBefore w:val="0"/>
-      <w:spacing w:after="320" w:before="0" w:lineRule="auto"/>
+      <w:keepNext/>
+      <w:keepLines/>
+      <w:spacing w:after="320"/>
     </w:pPr>
     <w:rPr>
-      <w:rFonts w:ascii="Arial" w:cs="Arial" w:eastAsia="Arial" w:hAnsi="Arial"/>
-      <w:i w:val="0"/>
       <w:color w:val="666666"/>
       <w:sz w:val="30"/>
       <w:szCs w:val="30"/>
